--- a/public/templates/drug-loft/tender/S. K. Scientific & Surgical.docx
+++ b/public/templates/drug-loft/tender/S. K. Scientific & Surgical.docx
@@ -121,7 +121,7 @@
           <w:szCs w:val="24"/>
           <w:lang w:val="en-GB" w:eastAsia="en-GB"/>
         </w:rPr>
-        <w:t>25</w:t>
+        <w:t>{{dateDay}}</w:t>
       </w:r>
       <w:bookmarkStart w:id="0" w:name="_GoBack"/>
       <w:bookmarkEnd w:id="0"/>
@@ -133,7 +133,7 @@
           <w:szCs w:val="24"/>
           <w:lang w:val="en-GB" w:eastAsia="en-GB"/>
         </w:rPr>
-        <w:t xml:space="preserve">th </w:t>
+        <w:t xml:space="preserve">{{daySuffix}}</w:t>
       </w:r>
       <w:r>
         <w:rPr>
@@ -143,7 +143,7 @@
           <w:szCs w:val="24"/>
           <w:lang w:val="en-GB" w:eastAsia="en-GB"/>
         </w:rPr>
-        <w:t>November</w:t>
+        <w:t xml:space="preserve"> {{dateMonth}}</w:t>
       </w:r>
       <w:r>
         <w:rPr>
@@ -153,7 +153,7 @@
           <w:szCs w:val="24"/>
           <w:lang w:val="en-GB" w:eastAsia="en-GB"/>
         </w:rPr>
-        <w:t>, 202</w:t>
+        <w:t>, {{dateYear}}</w:t>
       </w:r>
       <w:r>
         <w:rPr>
@@ -163,7 +163,7 @@
           <w:szCs w:val="24"/>
           <w:lang w:val="en-GB" w:eastAsia="en-GB"/>
         </w:rPr>
-        <w:t>2</w:t>
+        <w:t/>
       </w:r>
       <w:r>
         <w:rPr>
@@ -239,7 +239,7 @@
           <w:sz w:val="26"/>
           <w:szCs w:val="26"/>
         </w:rPr>
-        <w:t>P.O.BOX MB-44</w:t>
+        <w:t>{{hospitalAddress}}</w:t>
       </w:r>
     </w:p>
     <w:p>
@@ -264,7 +264,7 @@
           <w:sz w:val="26"/>
           <w:szCs w:val="26"/>
         </w:rPr>
-        <w:t>ACCRA</w:t>
+        <w:t/>
       </w:r>
       <w:r>
         <w:rPr>
@@ -531,17 +531,17 @@
           <w:szCs w:val="24"/>
           <w:lang w:val="en-GB" w:eastAsia="en-GB"/>
         </w:rPr>
-        <w:t xml:space="preserve">Supply of </w:t>
-      </w:r>
-      <w:r>
-        <w:rPr>
-          <w:rFonts w:ascii="Arial" w:eastAsia="Times New Roman" w:hAnsi="Arial" w:cs="Arial"/>
-          <w:b/>
-          <w:sz w:val="24"/>
-          <w:szCs w:val="24"/>
-          <w:lang w:val="en-GB" w:eastAsia="en-GB"/>
-        </w:rPr>
-        <w:t xml:space="preserve">Hospital Beds and Examination Tables </w:t>
+        <w:t xml:space="preserve">{{titleTitle}}</w:t>
+      </w:r>
+      <w:r>
+        <w:rPr>
+          <w:rFonts w:ascii="Arial" w:eastAsia="Times New Roman" w:hAnsi="Arial" w:cs="Arial"/>
+          <w:b/>
+          <w:sz w:val="24"/>
+          <w:szCs w:val="24"/>
+          <w:lang w:val="en-GB" w:eastAsia="en-GB"/>
+        </w:rPr>
+        <w:t xml:space="preserve"/>
       </w:r>
       <w:r>
         <w:rPr>

--- a/public/templates/drug-loft/tender/S. K. Scientific & Surgical.docx
+++ b/public/templates/drug-loft/tender/S. K. Scientific & Surgical.docx
@@ -1,6 +1,6 @@
 
 <file path=word/document.xml><?xml version="1.0" encoding="utf-8"?>
-<w:document xmlns:wpc="http://schemas.microsoft.com/office/word/2010/wordprocessingCanvas" xmlns:cx="http://schemas.microsoft.com/office/drawing/2014/chartex" xmlns:mc="http://schemas.openxmlformats.org/markup-compatibility/2006" xmlns:o="urn:schemas-microsoft-com:office:office" xmlns:r="http://schemas.openxmlformats.org/officeDocument/2006/relationships" xmlns:m="http://schemas.openxmlformats.org/officeDocument/2006/math" xmlns:v="urn:schemas-microsoft-com:vml" xmlns:wp14="http://schemas.microsoft.com/office/word/2010/wordprocessingDrawing" xmlns:wp="http://schemas.openxmlformats.org/drawingml/2006/wordprocessingDrawing" xmlns:w10="urn:schemas-microsoft-com:office:word" xmlns:w="http://schemas.openxmlformats.org/wordprocessingml/2006/main" xmlns:w14="http://schemas.microsoft.com/office/word/2010/wordml" xmlns:w15="http://schemas.microsoft.com/office/word/2012/wordml" xmlns:w16se="http://schemas.microsoft.com/office/word/2015/wordml/symex" xmlns:wpg="http://schemas.microsoft.com/office/word/2010/wordprocessingGroup" xmlns:wpi="http://schemas.microsoft.com/office/word/2010/wordprocessingInk" xmlns:wne="http://schemas.microsoft.com/office/word/2006/wordml" xmlns:wps="http://schemas.microsoft.com/office/word/2010/wordprocessingShape" mc:Ignorable="w14 w15 w16se wp14">
+<w:document xmlns:wpc="http://schemas.microsoft.com/office/word/2010/wordprocessingCanvas" xmlns:cx="http://schemas.microsoft.com/office/drawing/2014/chartex" xmlns:cx1="http://schemas.microsoft.com/office/drawing/2015/9/8/chartex" xmlns:cx2="http://schemas.microsoft.com/office/drawing/2015/10/21/chartex" xmlns:cx3="http://schemas.microsoft.com/office/drawing/2016/5/9/chartex" xmlns:cx4="http://schemas.microsoft.com/office/drawing/2016/5/10/chartex" xmlns:cx5="http://schemas.microsoft.com/office/drawing/2016/5/11/chartex" xmlns:cx6="http://schemas.microsoft.com/office/drawing/2016/5/12/chartex" xmlns:cx7="http://schemas.microsoft.com/office/drawing/2016/5/13/chartex" xmlns:cx8="http://schemas.microsoft.com/office/drawing/2016/5/14/chartex" xmlns:mc="http://schemas.openxmlformats.org/markup-compatibility/2006" xmlns:aink="http://schemas.microsoft.com/office/drawing/2016/ink" xmlns:am3d="http://schemas.microsoft.com/office/drawing/2017/model3d" xmlns:o="urn:schemas-microsoft-com:office:office" xmlns:oel="http://schemas.microsoft.com/office/2019/extlst" xmlns:r="http://schemas.openxmlformats.org/officeDocument/2006/relationships" xmlns:m="http://schemas.openxmlformats.org/officeDocument/2006/math" xmlns:v="urn:schemas-microsoft-com:vml" xmlns:wp14="http://schemas.microsoft.com/office/word/2010/wordprocessingDrawing" xmlns:wp="http://schemas.openxmlformats.org/drawingml/2006/wordprocessingDrawing" xmlns:w10="urn:schemas-microsoft-com:office:word" xmlns:w="http://schemas.openxmlformats.org/wordprocessingml/2006/main" xmlns:w14="http://schemas.microsoft.com/office/word/2010/wordml" xmlns:w15="http://schemas.microsoft.com/office/word/2012/wordml" xmlns:w16cex="http://schemas.microsoft.com/office/word/2018/wordml/cex" xmlns:w16cid="http://schemas.microsoft.com/office/word/2016/wordml/cid" xmlns:w16="http://schemas.microsoft.com/office/word/2018/wordml" xmlns:w16sdtdh="http://schemas.microsoft.com/office/word/2020/wordml/sdtdatahash" xmlns:w16se="http://schemas.microsoft.com/office/word/2015/wordml/symex" xmlns:wpg="http://schemas.microsoft.com/office/word/2010/wordprocessingGroup" xmlns:wpi="http://schemas.microsoft.com/office/word/2010/wordprocessingInk" xmlns:wne="http://schemas.microsoft.com/office/word/2006/wordml" xmlns:wps="http://schemas.microsoft.com/office/word/2010/wordprocessingShape" mc:Ignorable="w14 w15 w16se w16cid w16 w16cex w16sdtdh wp14">
   <w:body>
     <w:p>
       <w:pPr>
@@ -123,8 +123,6 @@
         </w:rPr>
         <w:t>{{dateDay}}</w:t>
       </w:r>
-      <w:bookmarkStart w:id="0" w:name="_GoBack"/>
-      <w:bookmarkEnd w:id="0"/>
       <w:r>
         <w:rPr>
           <w:rFonts w:ascii="Arial" w:eastAsia="Times New Roman" w:hAnsi="Arial" w:cs="Arial"/>
@@ -133,7 +131,7 @@
           <w:szCs w:val="24"/>
           <w:lang w:val="en-GB" w:eastAsia="en-GB"/>
         </w:rPr>
-        <w:t xml:space="preserve">{{daySuffix}}</w:t>
+        <w:t>{{daySuffix}}</w:t>
       </w:r>
       <w:r>
         <w:rPr>
@@ -153,27 +151,7 @@
           <w:szCs w:val="24"/>
           <w:lang w:val="en-GB" w:eastAsia="en-GB"/>
         </w:rPr>
-        <w:t>, {{dateYear}}</w:t>
-      </w:r>
-      <w:r>
-        <w:rPr>
-          <w:rFonts w:ascii="Arial" w:eastAsia="Times New Roman" w:hAnsi="Arial" w:cs="Arial"/>
-          <w:b/>
-          <w:sz w:val="28"/>
-          <w:szCs w:val="24"/>
-          <w:lang w:val="en-GB" w:eastAsia="en-GB"/>
-        </w:rPr>
-        <w:t/>
-      </w:r>
-      <w:r>
-        <w:rPr>
-          <w:rFonts w:ascii="Arial" w:eastAsia="Times New Roman" w:hAnsi="Arial" w:cs="Arial"/>
-          <w:b/>
-          <w:sz w:val="28"/>
-          <w:szCs w:val="24"/>
-          <w:lang w:val="en-GB" w:eastAsia="en-GB"/>
-        </w:rPr>
-        <w:t xml:space="preserve">  </w:t>
+        <w:t xml:space="preserve">, {{dateYear}}  </w:t>
       </w:r>
     </w:p>
     <w:p>
@@ -259,15 +237,6 @@
       </w:pPr>
       <w:r>
         <w:rPr>
-          <w:rFonts w:ascii="Arial" w:hAnsi="Arial" w:cs="Arial"/>
-          <w:b/>
-          <w:sz w:val="26"/>
-          <w:szCs w:val="26"/>
-        </w:rPr>
-        <w:t/>
-      </w:r>
-      <w:r>
-        <w:rPr>
           <w:rFonts w:ascii="Times New Roman" w:hAnsi="Times New Roman" w:cs="Times New Roman"/>
           <w:b/>
           <w:sz w:val="26"/>
@@ -506,6 +475,7 @@
         </w:rPr>
         <w:t xml:space="preserve"> submit a Tender, and subsequently negotiate and sign the Contract with you against </w:t>
       </w:r>
+      <w:proofErr w:type="gramStart"/>
       <w:r>
         <w:rPr>
           <w:rFonts w:ascii="Arial" w:eastAsia="Times New Roman" w:hAnsi="Arial" w:cs="Arial"/>
@@ -516,6 +486,7 @@
         </w:rPr>
         <w:t>The</w:t>
       </w:r>
+      <w:proofErr w:type="gramEnd"/>
       <w:r>
         <w:rPr>
           <w:rFonts w:ascii="Arial" w:hAnsi="Arial" w:cs="Arial"/>
@@ -531,17 +502,39 @@
           <w:szCs w:val="24"/>
           <w:lang w:val="en-GB" w:eastAsia="en-GB"/>
         </w:rPr>
-        <w:t xml:space="preserve">{{titleTitle}}</w:t>
-      </w:r>
-      <w:r>
-        <w:rPr>
-          <w:rFonts w:ascii="Arial" w:eastAsia="Times New Roman" w:hAnsi="Arial" w:cs="Arial"/>
-          <w:b/>
-          <w:sz w:val="24"/>
-          <w:szCs w:val="24"/>
-          <w:lang w:val="en-GB" w:eastAsia="en-GB"/>
-        </w:rPr>
-        <w:t xml:space="preserve"/>
+        <w:t>{{</w:t>
+      </w:r>
+      <w:proofErr w:type="spellStart"/>
+      <w:r>
+        <w:rPr>
+          <w:rFonts w:ascii="Arial" w:eastAsia="Times New Roman" w:hAnsi="Arial" w:cs="Arial"/>
+          <w:b/>
+          <w:sz w:val="24"/>
+          <w:szCs w:val="24"/>
+          <w:lang w:val="en-GB" w:eastAsia="en-GB"/>
+        </w:rPr>
+        <w:t>titleTitle</w:t>
+      </w:r>
+      <w:proofErr w:type="spellEnd"/>
+      <w:r>
+        <w:rPr>
+          <w:rFonts w:ascii="Arial" w:eastAsia="Times New Roman" w:hAnsi="Arial" w:cs="Arial"/>
+          <w:b/>
+          <w:sz w:val="24"/>
+          <w:szCs w:val="24"/>
+          <w:lang w:val="en-GB" w:eastAsia="en-GB"/>
+        </w:rPr>
+        <w:t>}}</w:t>
+      </w:r>
+      <w:r>
+        <w:rPr>
+          <w:rFonts w:ascii="Arial" w:eastAsia="Times New Roman" w:hAnsi="Arial" w:cs="Arial"/>
+          <w:b/>
+          <w:sz w:val="24"/>
+          <w:szCs w:val="24"/>
+          <w:lang w:val="en-GB" w:eastAsia="en-GB"/>
+        </w:rPr>
+        <w:t xml:space="preserve"> </w:t>
       </w:r>
       <w:r>
         <w:rPr>
@@ -828,7 +821,7 @@
               </wp:inline>
             </w:drawing>
           </mc:Choice>
-          <mc:Fallback xmlns:cx1="http://schemas.microsoft.com/office/drawing/2015/9/8/chartex">
+          <mc:Fallback>
             <w:pict>
               <v:rect w14:anchorId="767A5D93" id="AutoShape 1" o:spid="_x0000_s1026" alt="Free Online Signature Maker (Type or Draw) | Signaturely" style="width:24pt;height:24pt;visibility:visible;mso-wrap-style:square;mso-left-percent:-10001;mso-top-percent:-10001;mso-position-horizontal:absolute;mso-position-horizontal-relative:char;mso-position-vertical:absolute;mso-position-vertical-relative:line;mso-left-percent:-10001;mso-top-percent:-10001;v-text-anchor:top" o:gfxdata="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" filled="f" stroked="f">
                 <o:lock v:ext="edit" aspectratio="t"/>
@@ -995,7 +988,7 @@
 </file>
 
 <file path=word/endnotes.xml><?xml version="1.0" encoding="utf-8"?>
-<w:endnotes xmlns:wpc="http://schemas.microsoft.com/office/word/2010/wordprocessingCanvas" xmlns:cx="http://schemas.microsoft.com/office/drawing/2014/chartex" xmlns:mc="http://schemas.openxmlformats.org/markup-compatibility/2006" xmlns:o="urn:schemas-microsoft-com:office:office" xmlns:r="http://schemas.openxmlformats.org/officeDocument/2006/relationships" xmlns:m="http://schemas.openxmlformats.org/officeDocument/2006/math" xmlns:v="urn:schemas-microsoft-com:vml" xmlns:wp14="http://schemas.microsoft.com/office/word/2010/wordprocessingDrawing" xmlns:wp="http://schemas.openxmlformats.org/drawingml/2006/wordprocessingDrawing" xmlns:w10="urn:schemas-microsoft-com:office:word" xmlns:w="http://schemas.openxmlformats.org/wordprocessingml/2006/main" xmlns:w14="http://schemas.microsoft.com/office/word/2010/wordml" xmlns:w15="http://schemas.microsoft.com/office/word/2012/wordml" xmlns:w16se="http://schemas.microsoft.com/office/word/2015/wordml/symex" xmlns:wpg="http://schemas.microsoft.com/office/word/2010/wordprocessingGroup" xmlns:wpi="http://schemas.microsoft.com/office/word/2010/wordprocessingInk" xmlns:wne="http://schemas.microsoft.com/office/word/2006/wordml" xmlns:wps="http://schemas.microsoft.com/office/word/2010/wordprocessingShape" mc:Ignorable="w14 w15 w16se wp14">
+<w:endnotes xmlns:wpc="http://schemas.microsoft.com/office/word/2010/wordprocessingCanvas" xmlns:cx="http://schemas.microsoft.com/office/drawing/2014/chartex" xmlns:cx1="http://schemas.microsoft.com/office/drawing/2015/9/8/chartex" xmlns:cx2="http://schemas.microsoft.com/office/drawing/2015/10/21/chartex" xmlns:cx3="http://schemas.microsoft.com/office/drawing/2016/5/9/chartex" xmlns:cx4="http://schemas.microsoft.com/office/drawing/2016/5/10/chartex" xmlns:cx5="http://schemas.microsoft.com/office/drawing/2016/5/11/chartex" xmlns:cx6="http://schemas.microsoft.com/office/drawing/2016/5/12/chartex" xmlns:cx7="http://schemas.microsoft.com/office/drawing/2016/5/13/chartex" xmlns:cx8="http://schemas.microsoft.com/office/drawing/2016/5/14/chartex" xmlns:mc="http://schemas.openxmlformats.org/markup-compatibility/2006" xmlns:aink="http://schemas.microsoft.com/office/drawing/2016/ink" xmlns:am3d="http://schemas.microsoft.com/office/drawing/2017/model3d" xmlns:o="urn:schemas-microsoft-com:office:office" xmlns:oel="http://schemas.microsoft.com/office/2019/extlst" xmlns:r="http://schemas.openxmlformats.org/officeDocument/2006/relationships" xmlns:m="http://schemas.openxmlformats.org/officeDocument/2006/math" xmlns:v="urn:schemas-microsoft-com:vml" xmlns:wp14="http://schemas.microsoft.com/office/word/2010/wordprocessingDrawing" xmlns:wp="http://schemas.openxmlformats.org/drawingml/2006/wordprocessingDrawing" xmlns:w10="urn:schemas-microsoft-com:office:word" xmlns:w="http://schemas.openxmlformats.org/wordprocessingml/2006/main" xmlns:w14="http://schemas.microsoft.com/office/word/2010/wordml" xmlns:w15="http://schemas.microsoft.com/office/word/2012/wordml" xmlns:w16cex="http://schemas.microsoft.com/office/word/2018/wordml/cex" xmlns:w16cid="http://schemas.microsoft.com/office/word/2016/wordml/cid" xmlns:w16="http://schemas.microsoft.com/office/word/2018/wordml" xmlns:w16sdtdh="http://schemas.microsoft.com/office/word/2020/wordml/sdtdatahash" xmlns:w16se="http://schemas.microsoft.com/office/word/2015/wordml/symex" xmlns:wpg="http://schemas.microsoft.com/office/word/2010/wordprocessingGroup" xmlns:wpi="http://schemas.microsoft.com/office/word/2010/wordprocessingInk" xmlns:wne="http://schemas.microsoft.com/office/word/2006/wordml" xmlns:wps="http://schemas.microsoft.com/office/word/2010/wordprocessingShape" mc:Ignorable="w14 w15 w16se w16cid w16 w16cex w16sdtdh wp14">
   <w:endnote w:type="separator" w:id="-1">
     <w:p>
       <w:pPr>
@@ -1020,7 +1013,7 @@
 </file>
 
 <file path=word/footer1.xml><?xml version="1.0" encoding="utf-8"?>
-<w:ftr xmlns:wpc="http://schemas.microsoft.com/office/word/2010/wordprocessingCanvas" xmlns:cx="http://schemas.microsoft.com/office/drawing/2014/chartex" xmlns:mc="http://schemas.openxmlformats.org/markup-compatibility/2006" xmlns:o="urn:schemas-microsoft-com:office:office" xmlns:r="http://schemas.openxmlformats.org/officeDocument/2006/relationships" xmlns:m="http://schemas.openxmlformats.org/officeDocument/2006/math" xmlns:v="urn:schemas-microsoft-com:vml" xmlns:wp14="http://schemas.microsoft.com/office/word/2010/wordprocessingDrawing" xmlns:wp="http://schemas.openxmlformats.org/drawingml/2006/wordprocessingDrawing" xmlns:w10="urn:schemas-microsoft-com:office:word" xmlns:w="http://schemas.openxmlformats.org/wordprocessingml/2006/main" xmlns:w14="http://schemas.microsoft.com/office/word/2010/wordml" xmlns:w15="http://schemas.microsoft.com/office/word/2012/wordml" xmlns:w16se="http://schemas.microsoft.com/office/word/2015/wordml/symex" xmlns:wpg="http://schemas.microsoft.com/office/word/2010/wordprocessingGroup" xmlns:wpi="http://schemas.microsoft.com/office/word/2010/wordprocessingInk" xmlns:wne="http://schemas.microsoft.com/office/word/2006/wordml" xmlns:wps="http://schemas.microsoft.com/office/word/2010/wordprocessingShape" mc:Ignorable="w14 w15 w16se wp14">
+<w:ftr xmlns:wpc="http://schemas.microsoft.com/office/word/2010/wordprocessingCanvas" xmlns:cx="http://schemas.microsoft.com/office/drawing/2014/chartex" xmlns:cx1="http://schemas.microsoft.com/office/drawing/2015/9/8/chartex" xmlns:cx2="http://schemas.microsoft.com/office/drawing/2015/10/21/chartex" xmlns:cx3="http://schemas.microsoft.com/office/drawing/2016/5/9/chartex" xmlns:cx4="http://schemas.microsoft.com/office/drawing/2016/5/10/chartex" xmlns:cx5="http://schemas.microsoft.com/office/drawing/2016/5/11/chartex" xmlns:cx6="http://schemas.microsoft.com/office/drawing/2016/5/12/chartex" xmlns:cx7="http://schemas.microsoft.com/office/drawing/2016/5/13/chartex" xmlns:cx8="http://schemas.microsoft.com/office/drawing/2016/5/14/chartex" xmlns:mc="http://schemas.openxmlformats.org/markup-compatibility/2006" xmlns:aink="http://schemas.microsoft.com/office/drawing/2016/ink" xmlns:am3d="http://schemas.microsoft.com/office/drawing/2017/model3d" xmlns:o="urn:schemas-microsoft-com:office:office" xmlns:oel="http://schemas.microsoft.com/office/2019/extlst" xmlns:r="http://schemas.openxmlformats.org/officeDocument/2006/relationships" xmlns:m="http://schemas.openxmlformats.org/officeDocument/2006/math" xmlns:v="urn:schemas-microsoft-com:vml" xmlns:wp14="http://schemas.microsoft.com/office/word/2010/wordprocessingDrawing" xmlns:wp="http://schemas.openxmlformats.org/drawingml/2006/wordprocessingDrawing" xmlns:w10="urn:schemas-microsoft-com:office:word" xmlns:w="http://schemas.openxmlformats.org/wordprocessingml/2006/main" xmlns:w14="http://schemas.microsoft.com/office/word/2010/wordml" xmlns:w15="http://schemas.microsoft.com/office/word/2012/wordml" xmlns:w16cex="http://schemas.microsoft.com/office/word/2018/wordml/cex" xmlns:w16cid="http://schemas.microsoft.com/office/word/2016/wordml/cid" xmlns:w16="http://schemas.microsoft.com/office/word/2018/wordml" xmlns:w16sdtdh="http://schemas.microsoft.com/office/word/2020/wordml/sdtdatahash" xmlns:w16se="http://schemas.microsoft.com/office/word/2015/wordml/symex" xmlns:wpg="http://schemas.microsoft.com/office/word/2010/wordprocessingGroup" xmlns:wpi="http://schemas.microsoft.com/office/word/2010/wordprocessingInk" xmlns:wne="http://schemas.microsoft.com/office/word/2006/wordml" xmlns:wps="http://schemas.microsoft.com/office/word/2010/wordprocessingShape" mc:Ignorable="w14 w15 w16se w16cid w16 w16cex w16sdtdh wp14">
   <w:p>
     <w:pPr>
       <w:pStyle w:val="Footer"/>
@@ -1073,7 +1066,7 @@
 </file>
 
 <file path=word/footnotes.xml><?xml version="1.0" encoding="utf-8"?>
-<w:footnotes xmlns:wpc="http://schemas.microsoft.com/office/word/2010/wordprocessingCanvas" xmlns:cx="http://schemas.microsoft.com/office/drawing/2014/chartex" xmlns:mc="http://schemas.openxmlformats.org/markup-compatibility/2006" xmlns:o="urn:schemas-microsoft-com:office:office" xmlns:r="http://schemas.openxmlformats.org/officeDocument/2006/relationships" xmlns:m="http://schemas.openxmlformats.org/officeDocument/2006/math" xmlns:v="urn:schemas-microsoft-com:vml" xmlns:wp14="http://schemas.microsoft.com/office/word/2010/wordprocessingDrawing" xmlns:wp="http://schemas.openxmlformats.org/drawingml/2006/wordprocessingDrawing" xmlns:w10="urn:schemas-microsoft-com:office:word" xmlns:w="http://schemas.openxmlformats.org/wordprocessingml/2006/main" xmlns:w14="http://schemas.microsoft.com/office/word/2010/wordml" xmlns:w15="http://schemas.microsoft.com/office/word/2012/wordml" xmlns:w16se="http://schemas.microsoft.com/office/word/2015/wordml/symex" xmlns:wpg="http://schemas.microsoft.com/office/word/2010/wordprocessingGroup" xmlns:wpi="http://schemas.microsoft.com/office/word/2010/wordprocessingInk" xmlns:wne="http://schemas.microsoft.com/office/word/2006/wordml" xmlns:wps="http://schemas.microsoft.com/office/word/2010/wordprocessingShape" mc:Ignorable="w14 w15 w16se wp14">
+<w:footnotes xmlns:wpc="http://schemas.microsoft.com/office/word/2010/wordprocessingCanvas" xmlns:cx="http://schemas.microsoft.com/office/drawing/2014/chartex" xmlns:cx1="http://schemas.microsoft.com/office/drawing/2015/9/8/chartex" xmlns:cx2="http://schemas.microsoft.com/office/drawing/2015/10/21/chartex" xmlns:cx3="http://schemas.microsoft.com/office/drawing/2016/5/9/chartex" xmlns:cx4="http://schemas.microsoft.com/office/drawing/2016/5/10/chartex" xmlns:cx5="http://schemas.microsoft.com/office/drawing/2016/5/11/chartex" xmlns:cx6="http://schemas.microsoft.com/office/drawing/2016/5/12/chartex" xmlns:cx7="http://schemas.microsoft.com/office/drawing/2016/5/13/chartex" xmlns:cx8="http://schemas.microsoft.com/office/drawing/2016/5/14/chartex" xmlns:mc="http://schemas.openxmlformats.org/markup-compatibility/2006" xmlns:aink="http://schemas.microsoft.com/office/drawing/2016/ink" xmlns:am3d="http://schemas.microsoft.com/office/drawing/2017/model3d" xmlns:o="urn:schemas-microsoft-com:office:office" xmlns:oel="http://schemas.microsoft.com/office/2019/extlst" xmlns:r="http://schemas.openxmlformats.org/officeDocument/2006/relationships" xmlns:m="http://schemas.openxmlformats.org/officeDocument/2006/math" xmlns:v="urn:schemas-microsoft-com:vml" xmlns:wp14="http://schemas.microsoft.com/office/word/2010/wordprocessingDrawing" xmlns:wp="http://schemas.openxmlformats.org/drawingml/2006/wordprocessingDrawing" xmlns:w10="urn:schemas-microsoft-com:office:word" xmlns:w="http://schemas.openxmlformats.org/wordprocessingml/2006/main" xmlns:w14="http://schemas.microsoft.com/office/word/2010/wordml" xmlns:w15="http://schemas.microsoft.com/office/word/2012/wordml" xmlns:w16cex="http://schemas.microsoft.com/office/word/2018/wordml/cex" xmlns:w16cid="http://schemas.microsoft.com/office/word/2016/wordml/cid" xmlns:w16="http://schemas.microsoft.com/office/word/2018/wordml" xmlns:w16sdtdh="http://schemas.microsoft.com/office/word/2020/wordml/sdtdatahash" xmlns:w16se="http://schemas.microsoft.com/office/word/2015/wordml/symex" xmlns:wpg="http://schemas.microsoft.com/office/word/2010/wordprocessingGroup" xmlns:wpi="http://schemas.microsoft.com/office/word/2010/wordprocessingInk" xmlns:wne="http://schemas.microsoft.com/office/word/2006/wordml" xmlns:wps="http://schemas.microsoft.com/office/word/2010/wordprocessingShape" mc:Ignorable="w14 w15 w16se w16cid w16 w16cex w16sdtdh wp14">
   <w:footnote w:type="separator" w:id="-1">
     <w:p>
       <w:pPr>
@@ -1098,7 +1091,7 @@
 </file>
 
 <file path=word/header1.xml><?xml version="1.0" encoding="utf-8"?>
-<w:hdr xmlns:wpc="http://schemas.microsoft.com/office/word/2010/wordprocessingCanvas" xmlns:cx="http://schemas.microsoft.com/office/drawing/2014/chartex" xmlns:mc="http://schemas.openxmlformats.org/markup-compatibility/2006" xmlns:o="urn:schemas-microsoft-com:office:office" xmlns:r="http://schemas.openxmlformats.org/officeDocument/2006/relationships" xmlns:m="http://schemas.openxmlformats.org/officeDocument/2006/math" xmlns:v="urn:schemas-microsoft-com:vml" xmlns:wp14="http://schemas.microsoft.com/office/word/2010/wordprocessingDrawing" xmlns:wp="http://schemas.openxmlformats.org/drawingml/2006/wordprocessingDrawing" xmlns:w10="urn:schemas-microsoft-com:office:word" xmlns:w="http://schemas.openxmlformats.org/wordprocessingml/2006/main" xmlns:w14="http://schemas.microsoft.com/office/word/2010/wordml" xmlns:w15="http://schemas.microsoft.com/office/word/2012/wordml" xmlns:w16se="http://schemas.microsoft.com/office/word/2015/wordml/symex" xmlns:wpg="http://schemas.microsoft.com/office/word/2010/wordprocessingGroup" xmlns:wpi="http://schemas.microsoft.com/office/word/2010/wordprocessingInk" xmlns:wne="http://schemas.microsoft.com/office/word/2006/wordml" xmlns:wps="http://schemas.microsoft.com/office/word/2010/wordprocessingShape" mc:Ignorable="w14 w15 w16se wp14">
+<w:hdr xmlns:wpc="http://schemas.microsoft.com/office/word/2010/wordprocessingCanvas" xmlns:cx="http://schemas.microsoft.com/office/drawing/2014/chartex" xmlns:cx1="http://schemas.microsoft.com/office/drawing/2015/9/8/chartex" xmlns:cx2="http://schemas.microsoft.com/office/drawing/2015/10/21/chartex" xmlns:cx3="http://schemas.microsoft.com/office/drawing/2016/5/9/chartex" xmlns:cx4="http://schemas.microsoft.com/office/drawing/2016/5/10/chartex" xmlns:cx5="http://schemas.microsoft.com/office/drawing/2016/5/11/chartex" xmlns:cx6="http://schemas.microsoft.com/office/drawing/2016/5/12/chartex" xmlns:cx7="http://schemas.microsoft.com/office/drawing/2016/5/13/chartex" xmlns:cx8="http://schemas.microsoft.com/office/drawing/2016/5/14/chartex" xmlns:mc="http://schemas.openxmlformats.org/markup-compatibility/2006" xmlns:aink="http://schemas.microsoft.com/office/drawing/2016/ink" xmlns:am3d="http://schemas.microsoft.com/office/drawing/2017/model3d" xmlns:o="urn:schemas-microsoft-com:office:office" xmlns:oel="http://schemas.microsoft.com/office/2019/extlst" xmlns:r="http://schemas.openxmlformats.org/officeDocument/2006/relationships" xmlns:m="http://schemas.openxmlformats.org/officeDocument/2006/math" xmlns:v="urn:schemas-microsoft-com:vml" xmlns:wp14="http://schemas.microsoft.com/office/word/2010/wordprocessingDrawing" xmlns:wp="http://schemas.openxmlformats.org/drawingml/2006/wordprocessingDrawing" xmlns:w10="urn:schemas-microsoft-com:office:word" xmlns:w="http://schemas.openxmlformats.org/wordprocessingml/2006/main" xmlns:w14="http://schemas.microsoft.com/office/word/2010/wordml" xmlns:w15="http://schemas.microsoft.com/office/word/2012/wordml" xmlns:w16cex="http://schemas.microsoft.com/office/word/2018/wordml/cex" xmlns:w16cid="http://schemas.microsoft.com/office/word/2016/wordml/cid" xmlns:w16="http://schemas.microsoft.com/office/word/2018/wordml" xmlns:w16sdtdh="http://schemas.microsoft.com/office/word/2020/wordml/sdtdatahash" xmlns:w16se="http://schemas.microsoft.com/office/word/2015/wordml/symex" xmlns:wpg="http://schemas.microsoft.com/office/word/2010/wordprocessingGroup" xmlns:wpi="http://schemas.microsoft.com/office/word/2010/wordprocessingInk" xmlns:wne="http://schemas.microsoft.com/office/word/2006/wordml" xmlns:wps="http://schemas.microsoft.com/office/word/2010/wordprocessingShape" mc:Ignorable="w14 w15 w16se w16cid w16 w16cex w16sdtdh wp14">
   <w:p>
     <w:pPr>
       <w:pStyle w:val="Header"/>
@@ -1162,7 +1155,7 @@
 </file>
 
 <file path=word/styles.xml><?xml version="1.0" encoding="utf-8"?>
-<w:styles xmlns:mc="http://schemas.openxmlformats.org/markup-compatibility/2006" xmlns:r="http://schemas.openxmlformats.org/officeDocument/2006/relationships" xmlns:w="http://schemas.openxmlformats.org/wordprocessingml/2006/main" xmlns:w14="http://schemas.microsoft.com/office/word/2010/wordml" xmlns:w15="http://schemas.microsoft.com/office/word/2012/wordml" xmlns:w16se="http://schemas.microsoft.com/office/word/2015/wordml/symex" mc:Ignorable="w14 w15 w16se">
+<w:styles xmlns:mc="http://schemas.openxmlformats.org/markup-compatibility/2006" xmlns:r="http://schemas.openxmlformats.org/officeDocument/2006/relationships" xmlns:w="http://schemas.openxmlformats.org/wordprocessingml/2006/main" xmlns:w14="http://schemas.microsoft.com/office/word/2010/wordml" xmlns:w15="http://schemas.microsoft.com/office/word/2012/wordml" xmlns:w16cex="http://schemas.microsoft.com/office/word/2018/wordml/cex" xmlns:w16cid="http://schemas.microsoft.com/office/word/2016/wordml/cid" xmlns:w16="http://schemas.microsoft.com/office/word/2018/wordml" xmlns:w16sdtdh="http://schemas.microsoft.com/office/word/2020/wordml/sdtdatahash" xmlns:w16se="http://schemas.microsoft.com/office/word/2015/wordml/symex" mc:Ignorable="w14 w15 w16se w16cid w16 w16cex w16sdtdh">
   <w:docDefaults>
     <w:rPrDefault>
       <w:rPr>
@@ -1178,7 +1171,7 @@
       </w:pPr>
     </w:pPrDefault>
   </w:docDefaults>
-  <w:latentStyles w:defLockedState="0" w:defUIPriority="99" w:defSemiHidden="0" w:defUnhideWhenUsed="0" w:defQFormat="0" w:count="371">
+  <w:latentStyles w:defLockedState="0" w:defUIPriority="99" w:defSemiHidden="0" w:defUnhideWhenUsed="0" w:defQFormat="0" w:count="376">
     <w:lsdException w:name="Normal" w:uiPriority="0" w:qFormat="1"/>
     <w:lsdException w:name="heading 1" w:uiPriority="9" w:qFormat="1"/>
     <w:lsdException w:name="heading 2" w:semiHidden="1" w:uiPriority="9" w:unhideWhenUsed="1" w:qFormat="1"/>
@@ -1550,6 +1543,11 @@
     <w:lsdException w:name="List Table 5 Dark Accent 6" w:uiPriority="50"/>
     <w:lsdException w:name="List Table 6 Colorful Accent 6" w:uiPriority="51"/>
     <w:lsdException w:name="List Table 7 Colorful Accent 6" w:uiPriority="52"/>
+    <w:lsdException w:name="Mention" w:semiHidden="1" w:unhideWhenUsed="1"/>
+    <w:lsdException w:name="Smart Hyperlink" w:semiHidden="1" w:unhideWhenUsed="1"/>
+    <w:lsdException w:name="Hashtag" w:semiHidden="1" w:unhideWhenUsed="1"/>
+    <w:lsdException w:name="Unresolved Mention" w:semiHidden="1" w:unhideWhenUsed="1"/>
+    <w:lsdException w:name="Smart Link" w:semiHidden="1" w:unhideWhenUsed="1"/>
   </w:latentStyles>
   <w:style w:type="paragraph" w:default="1" w:styleId="Normal">
     <w:name w:val="Normal"/>
